--- a/01-6个主号内容创作/引流小号_发布文案/引流小号_第57-63篇.docx
+++ b/01-6个主号内容创作/引流小号_发布文案/引流小号_第57-63篇.docx
@@ -3,436 +3,572 @@
 <w:document xmlns:wpc="http://schemas.microsoft.com/office/word/2010/wordprocessingCanvas" xmlns:mo="http://schemas.microsoft.com/office/mac/office/2008/main" xmlns:mc="http://schemas.openxmlformats.org/markup-compatibility/2006" xmlns:mv="urn:schemas-microsoft-com:mac:vml" xmlns:o="urn:schemas-microsoft-com:office:office" xmlns:r="http://schemas.openxmlformats.org/officeDocument/2006/relationships" xmlns:m="http://schemas.openxmlformats.org/officeDocument/2006/math" xmlns:v="urn:schemas-microsoft-com:vml" xmlns:wp14="http://schemas.microsoft.com/office/word/2010/wordprocessingDrawing" xmlns:wp="http://schemas.openxmlformats.org/drawingml/2006/wordprocessingDrawing" xmlns:w10="urn:schemas-microsoft-com:office:word" xmlns:w="http://schemas.openxmlformats.org/wordprocessingml/2006/main" xmlns:w14="http://schemas.microsoft.com/office/word/2010/wordml" xmlns:wpg="http://schemas.microsoft.com/office/word/2010/wordprocessingGroup" xmlns:wpi="http://schemas.microsoft.com/office/word/2010/wordprocessingInk" xmlns:wne="http://schemas.microsoft.com/office/word/2006/wordml" xmlns:wps="http://schemas.microsoft.com/office/word/2010/wordprocessingShape" mc:Ignorable="w14 wp14">
   <w:body>
     <w:p>
-      <w:pPr>
-        <w:pStyle w:val="Title"/>
-      </w:pPr>
       <w:r>
-        <w:t>引流小号文案 第57-63篇</w:t>
+        <w:rPr>
+          <w:b/>
+          <w:sz w:val="28"/>
+        </w:rPr>
+        <w:t>第57篇</w:t>
       </w:r>
     </w:p>
     <w:p>
-      <w:pPr>
-        <w:pStyle w:val="Heading1"/>
-      </w:pPr>
       <w:r>
-        <w:t>57. 账号：14芳芳财会|沈小辉</w:t>
+        <w:rPr>
+          <w:sz w:val="24"/>
+        </w:rPr>
+        <w:t>好不容易搞懂了第五章🎉</w:t>
+      </w:r>
+    </w:p>
+    <w:p>
+      <w:r>
+        <w:rPr>
+          <w:sz w:val="24"/>
+        </w:rPr>
+        <w:t>翻到第六章继续学</w:t>
+      </w:r>
+    </w:p>
+    <w:p>
+      <w:r>
+        <w:rPr>
+          <w:sz w:val="24"/>
+        </w:rPr>
+      </w:r>
+    </w:p>
+    <w:p>
+      <w:r>
+        <w:rPr>
+          <w:sz w:val="24"/>
+        </w:rPr>
+        <w:t>做完一道题回头要用到第四章</w:t>
+      </w:r>
+    </w:p>
+    <w:p>
+      <w:r>
+        <w:rPr>
+          <w:sz w:val="24"/>
+        </w:rPr>
+        <w:t>脑子一片空白😶</w:t>
+      </w:r>
+    </w:p>
+    <w:p>
+      <w:r>
+        <w:rPr>
+          <w:sz w:val="24"/>
+        </w:rPr>
+      </w:r>
+    </w:p>
+    <w:p>
+      <w:r>
+        <w:rPr>
+          <w:sz w:val="24"/>
+        </w:rPr>
+        <w:t>后来用诗雨漫画笔记把框架拎起来</w:t>
+      </w:r>
+    </w:p>
+    <w:p>
+      <w:r>
+        <w:rPr>
+          <w:sz w:val="24"/>
+        </w:rPr>
+        <w:t>前后关联才挂得住</w:t>
+      </w:r>
+    </w:p>
+    <w:p>
+      <w:r>
+        <w:rPr>
+          <w:sz w:val="24"/>
+        </w:rPr>
+        <w:t>#会计 #中级会计 #中级会计备考 #注会cpa #财会 #备考方法 #备考日记 #诗雨会计</w:t>
+      </w:r>
+    </w:p>
+    <w:p>
+      <w:r>
+        <w:br w:type="page"/>
       </w:r>
     </w:p>
     <w:p>
       <w:r>
         <w:rPr>
           <w:b/>
+          <w:sz w:val="28"/>
         </w:rPr>
-        <w:t>标题：</w:t>
-      </w:r>
-      <w:r>
-        <w:t>学完新章节才发现上一章全忘了</w:t>
-      </w:r>
-    </w:p>
-    <w:p/>
-    <w:p>
-      <w:r>
-        <w:t>正文：</w:t>
+        <w:t>第58篇</w:t>
       </w:r>
     </w:p>
     <w:p>
       <w:r>
-        <w:t>好不容易搞懂了第五章🎉</w:t>
-        <w:br/>
-        <w:t>翻到第六章继续学</w:t>
-        <w:br/>
-        <w:br/>
-        <w:t>做完一道题回头要用到第四章</w:t>
-        <w:br/>
-        <w:t>脑子一片空白😶</w:t>
-        <w:br/>
-        <w:br/>
-        <w:t>后来用诗雨漫画笔记把框架拎起来</w:t>
-        <w:br/>
-        <w:t>前后关联才挂得住</w:t>
+        <w:rPr>
+          <w:sz w:val="24"/>
+        </w:rPr>
+        <w:t>备考最认真的时候是在饭桌上🍜</w:t>
       </w:r>
     </w:p>
-    <w:p/>
     <w:p>
       <w:r>
-        <w:t>话题：</w:t>
+        <w:rPr>
+          <w:sz w:val="24"/>
+        </w:rPr>
+        <w:t>脑子里复盘考点，思路特别清晰</w:t>
       </w:r>
+    </w:p>
+    <w:p>
       <w:r>
+        <w:rPr>
+          <w:sz w:val="24"/>
+        </w:rPr>
+      </w:r>
+    </w:p>
+    <w:p>
+      <w:r>
+        <w:rPr>
+          <w:sz w:val="24"/>
+        </w:rPr>
+        <w:t>真坐下来打开教材</w:t>
+      </w:r>
+    </w:p>
+    <w:p>
+      <w:r>
+        <w:rPr>
+          <w:sz w:val="24"/>
+        </w:rPr>
+        <w:t>突然什么都不想了😶</w:t>
+      </w:r>
+    </w:p>
+    <w:p>
+      <w:r>
+        <w:rPr>
+          <w:sz w:val="24"/>
+        </w:rPr>
+      </w:r>
+    </w:p>
+    <w:p>
+      <w:r>
+        <w:rPr>
+          <w:sz w:val="24"/>
+        </w:rPr>
+        <w:t>后来把诗雨漫画笔记放饭桌旁边</w:t>
+      </w:r>
+    </w:p>
+    <w:p>
+      <w:r>
+        <w:rPr>
+          <w:sz w:val="24"/>
+        </w:rPr>
+        <w:t>吃饭时翻两页，也算学了</w:t>
+      </w:r>
+    </w:p>
+    <w:p>
+      <w:r>
+        <w:rPr>
+          <w:sz w:val="24"/>
+        </w:rPr>
         <w:t>#会计 #中级会计 #中级会计备考 #注会cpa #财会 #备考方法 #备考日记 #诗雨会计</w:t>
       </w:r>
     </w:p>
     <w:p>
       <w:r>
-        <w:t>账号：14芳芳财会|沈小辉</w:t>
-      </w:r>
-    </w:p>
-    <w:p>
-      <w:r>
-        <w:t>——————————————————————————————</w:t>
-      </w:r>
-    </w:p>
-    <w:p>
-      <w:pPr>
-        <w:pStyle w:val="Heading1"/>
-      </w:pPr>
-      <w:r>
-        <w:t>58. 账号：14芳芳财会|孙青5263</w:t>
+        <w:br w:type="page"/>
       </w:r>
     </w:p>
     <w:p>
       <w:r>
         <w:rPr>
           <w:b/>
+          <w:sz w:val="28"/>
         </w:rPr>
-        <w:t>标题：</w:t>
-      </w:r>
-      <w:r>
-        <w:t>备考状态最好那天我偏偏不在学习</w:t>
-      </w:r>
-    </w:p>
-    <w:p/>
-    <w:p>
-      <w:r>
-        <w:t>正文：</w:t>
+        <w:t>第59篇</w:t>
       </w:r>
     </w:p>
     <w:p>
       <w:r>
-        <w:t>备考最认真的时候是在饭桌上🍜</w:t>
-        <w:br/>
-        <w:t>脑子里复盘考点，思路特别清晰</w:t>
-        <w:br/>
-        <w:br/>
-        <w:t>真坐下来打开教材</w:t>
-        <w:br/>
-        <w:t>突然什么都不想了😶</w:t>
-        <w:br/>
-        <w:br/>
-        <w:t>后来把诗雨漫画笔记放饭桌旁边</w:t>
-        <w:br/>
-        <w:t>吃饭时翻两页，也算学了</w:t>
-      </w:r>
-    </w:p>
-    <w:p/>
-    <w:p>
-      <w:r>
-        <w:t>话题：</w:t>
-      </w:r>
-      <w:r>
-        <w:t>#会计 #中级会计 #中级会计备考 #注会cpa #财会 #备考方法 #备考日记 #诗雨会计</w:t>
+        <w:rPr>
+          <w:sz w:val="24"/>
+        </w:rPr>
+        <w:t>备考第一步：下载考试大纲📋</w:t>
       </w:r>
     </w:p>
     <w:p>
       <w:r>
-        <w:t>账号：14芳芳财会|孙青5263</w:t>
+        <w:rPr>
+          <w:sz w:val="24"/>
+        </w:rPr>
+        <w:t>按大纲列了一份完整计划表</w:t>
       </w:r>
     </w:p>
     <w:p>
       <w:r>
-        <w:t>——————————————————————————————</w:t>
+        <w:rPr>
+          <w:sz w:val="24"/>
+        </w:rPr>
       </w:r>
     </w:p>
     <w:p>
-      <w:pPr>
-        <w:pStyle w:val="Heading1"/>
-      </w:pPr>
       <w:r>
-        <w:t>59. 账号：14芳芳财会|橙子学会计</w:t>
+        <w:rPr>
+          <w:sz w:val="24"/>
+        </w:rPr>
+        <w:t>结果发现每天要学好几章</w:t>
+      </w:r>
+    </w:p>
+    <w:p>
+      <w:r>
+        <w:rPr>
+          <w:sz w:val="24"/>
+        </w:rPr>
+        <w:t>三个月根本不够用😶</w:t>
+      </w:r>
+    </w:p>
+    <w:p>
+      <w:r>
+        <w:rPr>
+          <w:sz w:val="24"/>
+        </w:rPr>
+      </w:r>
+    </w:p>
+    <w:p>
+      <w:r>
+        <w:rPr>
+          <w:sz w:val="24"/>
+        </w:rPr>
+        <w:t>后来用诗雨漫画笔记找到高频考点</w:t>
+      </w:r>
+    </w:p>
+    <w:p>
+      <w:r>
+        <w:rPr>
+          <w:sz w:val="24"/>
+        </w:rPr>
+        <w:t>先学最重要的，学一章稳一章</w:t>
+      </w:r>
+    </w:p>
+    <w:p>
+      <w:r>
+        <w:rPr>
+          <w:sz w:val="24"/>
+        </w:rPr>
+        <w:t>#会计 #中级会计 #中级会计备考 #注会cpa #财会 #备考方法 #备考焦虑 #诗雨会计</w:t>
+      </w:r>
+    </w:p>
+    <w:p>
+      <w:r>
+        <w:br w:type="page"/>
       </w:r>
     </w:p>
     <w:p>
       <w:r>
         <w:rPr>
           <w:b/>
+          <w:sz w:val="28"/>
         </w:rPr>
-        <w:t>标题：</w:t>
-      </w:r>
-      <w:r>
-        <w:t>用考试大纲列学习计划发现根本学不完</w:t>
-      </w:r>
-    </w:p>
-    <w:p/>
-    <w:p>
-      <w:r>
-        <w:t>正文：</w:t>
+        <w:t>第60篇</w:t>
       </w:r>
     </w:p>
     <w:p>
       <w:r>
-        <w:t>备考第一步：下载考试大纲📋</w:t>
-        <w:br/>
-        <w:t>按大纲列了一份完整计划表</w:t>
-        <w:br/>
-        <w:br/>
-        <w:t>结果发现每天要学好几章</w:t>
-        <w:br/>
-        <w:t>三个月根本不够用😶</w:t>
-        <w:br/>
-        <w:br/>
-        <w:t>后来用诗雨漫画笔记找到高频考点</w:t>
-        <w:br/>
-        <w:t>先学最重要的，学一章稳一章</w:t>
-      </w:r>
-    </w:p>
-    <w:p/>
-    <w:p>
-      <w:r>
-        <w:t>话题：</w:t>
-      </w:r>
-      <w:r>
-        <w:t>#会计 #中级会计 #中级会计备考 #注会cpa #财会 #备考方法 #备考焦虑 #诗雨会计</w:t>
+        <w:rPr>
+          <w:sz w:val="24"/>
+        </w:rPr>
+        <w:t>翻了翻去年的备考记录🗓️</w:t>
       </w:r>
     </w:p>
     <w:p>
       <w:r>
-        <w:t>账号：14芳芳财会|橙子学会计</w:t>
+        <w:rPr>
+          <w:sz w:val="24"/>
+        </w:rPr>
+        <w:t>6月：刚看完第三章</w:t>
       </w:r>
     </w:p>
     <w:p>
       <w:r>
-        <w:t>——————————————————————————————</w:t>
+        <w:rPr>
+          <w:sz w:val="24"/>
+        </w:rPr>
+        <w:t>今年6月：刚看完第三章</w:t>
       </w:r>
     </w:p>
     <w:p>
-      <w:pPr>
-        <w:pStyle w:val="Heading1"/>
-      </w:pPr>
       <w:r>
-        <w:t>60. 账号：14芳芳财会|新老婆</w:t>
+        <w:rPr>
+          <w:sz w:val="24"/>
+        </w:rPr>
+      </w:r>
+    </w:p>
+    <w:p>
+      <w:r>
+        <w:rPr>
+          <w:sz w:val="24"/>
+        </w:rPr>
+        <w:t>……😶</w:t>
+      </w:r>
+    </w:p>
+    <w:p>
+      <w:r>
+        <w:rPr>
+          <w:sz w:val="24"/>
+        </w:rPr>
+      </w:r>
+    </w:p>
+    <w:p>
+      <w:r>
+        <w:rPr>
+          <w:sz w:val="24"/>
+        </w:rPr>
+        <w:t>今年换了诗雨漫画笔记重来</w:t>
+      </w:r>
+    </w:p>
+    <w:p>
+      <w:r>
+        <w:rPr>
+          <w:sz w:val="24"/>
+        </w:rPr>
+        <w:t>图解版看起来快一倍，不能再一样了</w:t>
+      </w:r>
+    </w:p>
+    <w:p>
+      <w:r>
+        <w:rPr>
+          <w:sz w:val="24"/>
+        </w:rPr>
+        <w:t>#会计 #中级会计 #中级会计备考 #注会cpa #财会 #备考日记 #备考焦虑 #诗雨会计</w:t>
+      </w:r>
+    </w:p>
+    <w:p>
+      <w:r>
+        <w:br w:type="page"/>
       </w:r>
     </w:p>
     <w:p>
       <w:r>
         <w:rPr>
           <w:b/>
+          <w:sz w:val="28"/>
         </w:rPr>
-        <w:t>标题：</w:t>
-      </w:r>
-      <w:r>
-        <w:t>今年和去年备考进度简直一模一样</w:t>
-      </w:r>
-    </w:p>
-    <w:p/>
-    <w:p>
-      <w:r>
-        <w:t>正文：</w:t>
+        <w:t>第61篇</w:t>
       </w:r>
     </w:p>
     <w:p>
       <w:r>
-        <w:t>翻了翻去年的备考记录🗓️</w:t>
-        <w:br/>
-        <w:t>6月：刚看完第三章</w:t>
-        <w:br/>
-        <w:t>今年6月：刚看完第三章</w:t>
-        <w:br/>
-        <w:br/>
-        <w:t>……😶</w:t>
-        <w:br/>
-        <w:br/>
-        <w:t>今年换了诗雨漫画笔记重来</w:t>
-        <w:br/>
-        <w:t>图解版看起来快一倍，不能再一样了</w:t>
-      </w:r>
-    </w:p>
-    <w:p/>
-    <w:p>
-      <w:r>
-        <w:t>话题：</w:t>
-      </w:r>
-      <w:r>
-        <w:t>#会计 #中级会计 #中级会计备考 #注会cpa #财会 #备考日记 #备考焦虑 #诗雨会计</w:t>
+        <w:rPr>
+          <w:sz w:val="24"/>
+        </w:rPr>
+        <w:t>投资收益的确认时点🙃</w:t>
       </w:r>
     </w:p>
     <w:p>
       <w:r>
-        <w:t>账号：14芳芳财会|新老婆</w:t>
+        <w:rPr>
+          <w:sz w:val="24"/>
+        </w:rPr>
+        <w:t>学了一遍：好像懂了</w:t>
       </w:r>
     </w:p>
     <w:p>
       <w:r>
-        <w:t>——————————————————————————————</w:t>
+        <w:rPr>
+          <w:sz w:val="24"/>
+        </w:rPr>
+        <w:t>复习第二遍：又蒙了</w:t>
       </w:r>
     </w:p>
     <w:p>
-      <w:pPr>
-        <w:pStyle w:val="Heading1"/>
-      </w:pPr>
       <w:r>
-        <w:t>61. 账号：14芳芳财会|孙玲小红书</w:t>
+        <w:rPr>
+          <w:sz w:val="24"/>
+        </w:rPr>
+        <w:t>刷到题目：完全不会用😶</w:t>
+      </w:r>
+    </w:p>
+    <w:p>
+      <w:r>
+        <w:rPr>
+          <w:sz w:val="24"/>
+        </w:rPr>
+      </w:r>
+    </w:p>
+    <w:p>
+      <w:r>
+        <w:rPr>
+          <w:sz w:val="24"/>
+        </w:rPr>
+        <w:t>后来用诗雨漫画笔记找到时间轴图解</w:t>
+      </w:r>
+    </w:p>
+    <w:p>
+      <w:r>
+        <w:rPr>
+          <w:sz w:val="24"/>
+        </w:rPr>
+        <w:t>对着图捋一遍才真的会了</w:t>
+      </w:r>
+    </w:p>
+    <w:p>
+      <w:r>
+        <w:rPr>
+          <w:sz w:val="24"/>
+        </w:rPr>
+        <w:t>#会计 #中级会计 #中级会计备考 #注会cpa #财会 #备考方法 #刷题 #诗雨会计</w:t>
+      </w:r>
+    </w:p>
+    <w:p>
+      <w:r>
+        <w:br w:type="page"/>
       </w:r>
     </w:p>
     <w:p>
       <w:r>
         <w:rPr>
           <w:b/>
+          <w:sz w:val="28"/>
         </w:rPr>
-        <w:t>标题：</w:t>
-      </w:r>
-      <w:r>
-        <w:t>这个知识点学了三遍还是绕不过来</w:t>
-      </w:r>
-    </w:p>
-    <w:p/>
-    <w:p>
-      <w:r>
-        <w:t>正文：</w:t>
+        <w:t>第62篇</w:t>
       </w:r>
     </w:p>
     <w:p>
       <w:r>
-        <w:t>投资收益的确认时点🙃</w:t>
-        <w:br/>
-        <w:t>学了一遍：好像懂了</w:t>
-        <w:br/>
-        <w:t>复习第二遍：又蒙了</w:t>
-        <w:br/>
-        <w:t>刷到题目：完全不会用😶</w:t>
-        <w:br/>
-        <w:br/>
-        <w:t>后来用诗雨漫画笔记找到时间轴图解</w:t>
-        <w:br/>
-        <w:t>对着图捋一遍才真的会了</w:t>
-      </w:r>
-    </w:p>
-    <w:p/>
-    <w:p>
-      <w:r>
-        <w:t>话题：</w:t>
-      </w:r>
-      <w:r>
-        <w:t>#会计 #中级会计 #中级会计备考 #注会cpa #财会 #备考方法 #刷题 #诗雨会计</w:t>
+        <w:rPr>
+          <w:sz w:val="24"/>
+        </w:rPr>
+        <w:t>备考每周的口头禅📅</w:t>
       </w:r>
     </w:p>
     <w:p>
       <w:r>
-        <w:t>账号：14芳芳财会|孙玲小红书</w:t>
+        <w:rPr>
+          <w:sz w:val="24"/>
+        </w:rPr>
+        <w:t>「就差这一章，今天先歇」</w:t>
       </w:r>
     </w:p>
     <w:p>
       <w:r>
-        <w:t>——————————————————————————————</w:t>
+        <w:rPr>
+          <w:sz w:val="24"/>
+        </w:rPr>
+        <w:t>「还有这一章，明天学」</w:t>
       </w:r>
     </w:p>
     <w:p>
-      <w:pPr>
-        <w:pStyle w:val="Heading1"/>
-      </w:pPr>
       <w:r>
-        <w:t>62. 账号：14芳芳财会|爹爹</w:t>
+        <w:rPr>
+          <w:sz w:val="24"/>
+        </w:rPr>
+        <w:t>「马上了马上了」😶</w:t>
+      </w:r>
+    </w:p>
+    <w:p>
+      <w:r>
+        <w:rPr>
+          <w:sz w:val="24"/>
+        </w:rPr>
+      </w:r>
+    </w:p>
+    <w:p>
+      <w:r>
+        <w:rPr>
+          <w:sz w:val="24"/>
+        </w:rPr>
+        <w:t>后来把诗雨漫画笔记摊在桌上</w:t>
+      </w:r>
+    </w:p>
+    <w:p>
+      <w:r>
+        <w:rPr>
+          <w:sz w:val="24"/>
+        </w:rPr>
+        <w:t>顺手就翻了，不用再找理由</w:t>
+      </w:r>
+    </w:p>
+    <w:p>
+      <w:r>
+        <w:rPr>
+          <w:sz w:val="24"/>
+        </w:rPr>
+        <w:t>#会计 #中级会计 #中级会计备考 #注会cpa #财会 #备考日记 #备考焦虑 #诗雨会计</w:t>
+      </w:r>
+    </w:p>
+    <w:p>
+      <w:r>
+        <w:br w:type="page"/>
       </w:r>
     </w:p>
     <w:p>
       <w:r>
         <w:rPr>
           <w:b/>
+          <w:sz w:val="28"/>
         </w:rPr>
-        <w:t>标题：</w:t>
-      </w:r>
-      <w:r>
-        <w:t>一直说就差这一章等明天再开始学</w:t>
-      </w:r>
-    </w:p>
-    <w:p/>
-    <w:p>
-      <w:r>
-        <w:t>正文：</w:t>
-      </w:r>
-    </w:p>
-    <w:p>
-      <w:r>
-        <w:t>备考每周的口头禅📅</w:t>
-        <w:br/>
-        <w:t>「就差这一章，今天先歇」</w:t>
-        <w:br/>
-        <w:t>「还有这一章，明天学」</w:t>
-        <w:br/>
-        <w:t>「马上了马上了」😶</w:t>
-        <w:br/>
-        <w:br/>
-        <w:t>后来把诗雨漫画笔记摊在桌上</w:t>
-        <w:br/>
-        <w:t>顺手就翻了，不用再找理由</w:t>
-      </w:r>
-    </w:p>
-    <w:p/>
-    <w:p>
-      <w:r>
-        <w:t>话题：</w:t>
-      </w:r>
-      <w:r>
-        <w:t>#会计 #中级会计 #中级会计备考 #注会cpa #财会 #备考日记 #备考焦虑 #诗雨会计</w:t>
-      </w:r>
-    </w:p>
-    <w:p>
-      <w:r>
-        <w:t>账号：14芳芳财会|爹爹</w:t>
-      </w:r>
-    </w:p>
-    <w:p>
-      <w:r>
-        <w:t>——————————————————————————————</w:t>
-      </w:r>
-    </w:p>
-    <w:p>
-      <w:pPr>
-        <w:pStyle w:val="Heading1"/>
-      </w:pPr>
-      <w:r>
-        <w:t>63. 账号：14芳芳财会|张菊香</w:t>
+        <w:t>第63篇</w:t>
       </w:r>
     </w:p>
     <w:p>
       <w:r>
         <w:rPr>
-          <w:b/>
+          <w:sz w:val="24"/>
         </w:rPr>
-        <w:t>标题：</w:t>
-      </w:r>
-      <w:r>
-        <w:t>算了下距考试还有时间就没认真学</w:t>
-      </w:r>
-    </w:p>
-    <w:p/>
-    <w:p>
-      <w:r>
-        <w:t>正文：</w:t>
+        <w:t>5月报完名算了一下📆</w:t>
       </w:r>
     </w:p>
     <w:p>
       <w:r>
-        <w:t>5月报完名算了一下📆</w:t>
-        <w:br/>
+        <w:rPr>
+          <w:sz w:val="24"/>
+        </w:rPr>
         <w:t>距考试还有4个月</w:t>
-        <w:br/>
-        <w:t>感觉很够用</w:t>
-        <w:br/>
-        <w:br/>
-        <w:t>7月才开始慌：只剩50天了😶</w:t>
-        <w:br/>
-        <w:br/>
-        <w:t>后来碰到这种感觉就拿诗雨漫画笔记翻一页</w:t>
-        <w:br/>
-        <w:t>至少走一步，别算了</w:t>
-      </w:r>
-    </w:p>
-    <w:p/>
-    <w:p>
-      <w:r>
-        <w:t>话题：</w:t>
-      </w:r>
-      <w:r>
-        <w:t>#会计 #中级会计 #中级会计备考 #注会cpa #财会 #备考焦虑 #备考方法 #诗雨会计</w:t>
       </w:r>
     </w:p>
     <w:p>
       <w:r>
-        <w:t>账号：14芳芳财会|张菊香</w:t>
+        <w:rPr>
+          <w:sz w:val="24"/>
+        </w:rPr>
+        <w:t>感觉很够用</w:t>
       </w:r>
     </w:p>
     <w:p>
       <w:r>
-        <w:t>——————————————————————————————</w:t>
+        <w:rPr>
+          <w:sz w:val="24"/>
+        </w:rPr>
+      </w:r>
+    </w:p>
+    <w:p>
+      <w:r>
+        <w:rPr>
+          <w:sz w:val="24"/>
+        </w:rPr>
+        <w:t>7月才开始慌：只剩50天了😶</w:t>
+      </w:r>
+    </w:p>
+    <w:p>
+      <w:r>
+        <w:rPr>
+          <w:sz w:val="24"/>
+        </w:rPr>
+      </w:r>
+    </w:p>
+    <w:p>
+      <w:r>
+        <w:rPr>
+          <w:sz w:val="24"/>
+        </w:rPr>
+        <w:t>后来碰到这种感觉就拿诗雨漫画笔记翻一页</w:t>
+      </w:r>
+    </w:p>
+    <w:p>
+      <w:r>
+        <w:rPr>
+          <w:sz w:val="24"/>
+        </w:rPr>
+        <w:t>至少走一步，别算了</w:t>
+      </w:r>
+    </w:p>
+    <w:p>
+      <w:r>
+        <w:rPr>
+          <w:sz w:val="24"/>
+        </w:rPr>
+        <w:t>#会计 #中级会计 #中级会计备考 #注会cpa #财会 #备考焦虑 #备考方法 #诗雨会计</w:t>
       </w:r>
     </w:p>
     <w:sectPr>

--- a/01-6个主号内容创作/引流小号_发布文案/引流小号_第57-63篇.docx
+++ b/01-6个主号内容创作/引流小号_发布文案/引流小号_第57-63篇.docx
@@ -78,7 +78,7 @@
         <w:rPr>
           <w:sz w:val="24"/>
         </w:rPr>
-        <w:t>#会计 #中级会计 #中级会计备考 #注会cpa #财会 #备考方法 #备考日记 #诗雨会计</w:t>
+        <w:t>#会计 #中级会计 #中级会计备考 #注会cpa #备考方法 #诗雨会计</w:t>
       </w:r>
     </w:p>
     <w:p>
@@ -162,7 +162,7 @@
         <w:rPr>
           <w:sz w:val="24"/>
         </w:rPr>
-        <w:t>#会计 #中级会计 #中级会计备考 #注会cpa #财会 #备考方法 #备考日记 #诗雨会计</w:t>
+        <w:t>#会计 #中级会计 #中级会计备考 #注会cpa #备考方法 #诗雨会计</w:t>
       </w:r>
     </w:p>
     <w:p>
@@ -246,7 +246,7 @@
         <w:rPr>
           <w:sz w:val="24"/>
         </w:rPr>
-        <w:t>#会计 #中级会计 #中级会计备考 #注会cpa #财会 #备考方法 #备考焦虑 #诗雨会计</w:t>
+        <w:t>#会计 #中级会计 #中级会计备考 #注会cpa #备考方法 #备考焦虑 #诗雨会计</w:t>
       </w:r>
     </w:p>
     <w:p>
@@ -330,7 +330,7 @@
         <w:rPr>
           <w:sz w:val="24"/>
         </w:rPr>
-        <w:t>#会计 #中级会计 #中级会计备考 #注会cpa #财会 #备考日记 #备考焦虑 #诗雨会计</w:t>
+        <w:t>#会计 #中级会计 #中级会计备考 #注会cpa #备考焦虑 #诗雨会计</w:t>
       </w:r>
     </w:p>
     <w:p>
@@ -407,7 +407,7 @@
         <w:rPr>
           <w:sz w:val="24"/>
         </w:rPr>
-        <w:t>#会计 #中级会计 #中级会计备考 #注会cpa #财会 #备考方法 #刷题 #诗雨会计</w:t>
+        <w:t>#会计 #中级会计 #中级会计备考 #注会cpa #备考方法 #刷题 #诗雨会计</w:t>
       </w:r>
     </w:p>
     <w:p>
@@ -484,7 +484,7 @@
         <w:rPr>
           <w:sz w:val="24"/>
         </w:rPr>
-        <w:t>#会计 #中级会计 #中级会计备考 #注会cpa #财会 #备考日记 #备考焦虑 #诗雨会计</w:t>
+        <w:t>#会计 #中级会计 #中级会计备考 #注会cpa #备考焦虑 #诗雨会计</w:t>
       </w:r>
     </w:p>
     <w:p>
@@ -568,7 +568,7 @@
         <w:rPr>
           <w:sz w:val="24"/>
         </w:rPr>
-        <w:t>#会计 #中级会计 #中级会计备考 #注会cpa #财会 #备考焦虑 #备考方法 #诗雨会计</w:t>
+        <w:t>#会计 #中级会计 #中级会计备考 #注会cpa #备考焦虑 #备考方法 #诗雨会计</w:t>
       </w:r>
     </w:p>
     <w:sectPr>
